--- a/Laboratory task 2/Лабораторная работа #2.docx
+++ b/Laboratory task 2/Лабораторная работа #2.docx
@@ -1,6 +1,6 @@
 
 <file path=word/document.xml><?xml version="1.0" encoding="utf-8"?>
-<w:document xmlns:wpc="http://schemas.microsoft.com/office/word/2010/wordprocessingCanvas" xmlns:cx="http://schemas.microsoft.com/office/drawing/2014/chartex" xmlns:cx1="http://schemas.microsoft.com/office/drawing/2015/9/8/chartex" xmlns:cx2="http://schemas.microsoft.com/office/drawing/2015/10/21/chartex" xmlns:cx3="http://schemas.microsoft.com/office/drawing/2016/5/9/chartex" xmlns:cx4="http://schemas.microsoft.com/office/drawing/2016/5/10/chartex" xmlns:cx5="http://schemas.microsoft.com/office/drawing/2016/5/11/chartex" xmlns:cx6="http://schemas.microsoft.com/office/drawing/2016/5/12/chartex" xmlns:cx7="http://schemas.microsoft.com/office/drawing/2016/5/13/chartex" xmlns:cx8="http://schemas.microsoft.com/office/drawing/2016/5/14/chartex" xmlns:mc="http://schemas.openxmlformats.org/markup-compatibility/2006" xmlns:aink="http://schemas.microsoft.com/office/drawing/2016/ink" xmlns:am3d="http://schemas.microsoft.com/office/drawing/2017/model3d" xmlns:o="urn:schemas-microsoft-com:office:office" xmlns:r="http://schemas.openxmlformats.org/officeDocument/2006/relationships" xmlns:m="http://schemas.openxmlformats.org/officeDocument/2006/math" xmlns:v="urn:schemas-microsoft-com:vml" xmlns:wp14="http://schemas.microsoft.com/office/word/2010/wordprocessingDrawing" xmlns:wp="http://schemas.openxmlformats.org/drawingml/2006/wordprocessingDrawing" xmlns:w10="urn:schemas-microsoft-com:office:word" xmlns:w="http://schemas.openxmlformats.org/wordprocessingml/2006/main" xmlns:w14="http://schemas.microsoft.com/office/word/2010/wordml" xmlns:w15="http://schemas.microsoft.com/office/word/2012/wordml" xmlns:w16cex="http://schemas.microsoft.com/office/word/2018/wordml/cex" xmlns:w16cid="http://schemas.microsoft.com/office/word/2016/wordml/cid" xmlns:w16="http://schemas.microsoft.com/office/word/2018/wordml" xmlns:w16sdtdh="http://schemas.microsoft.com/office/word/2020/wordml/sdtdatahash" xmlns:w16se="http://schemas.microsoft.com/office/word/2015/wordml/symex" xmlns:wpg="http://schemas.microsoft.com/office/word/2010/wordprocessingGroup" xmlns:wpi="http://schemas.microsoft.com/office/word/2010/wordprocessingInk" xmlns:wne="http://schemas.microsoft.com/office/word/2006/wordml" xmlns:wps="http://schemas.microsoft.com/office/word/2010/wordprocessingShape" mc:Ignorable="w14 w15 w16se w16cid w16 w16cex w16sdtdh wp14">
+<w:document xmlns:wpc="http://schemas.microsoft.com/office/word/2010/wordprocessingCanvas" xmlns:cx="http://schemas.microsoft.com/office/drawing/2014/chartex" xmlns:cx1="http://schemas.microsoft.com/office/drawing/2015/9/8/chartex" xmlns:cx2="http://schemas.microsoft.com/office/drawing/2015/10/21/chartex" xmlns:cx3="http://schemas.microsoft.com/office/drawing/2016/5/9/chartex" xmlns:cx4="http://schemas.microsoft.com/office/drawing/2016/5/10/chartex" xmlns:cx5="http://schemas.microsoft.com/office/drawing/2016/5/11/chartex" xmlns:cx6="http://schemas.microsoft.com/office/drawing/2016/5/12/chartex" xmlns:cx7="http://schemas.microsoft.com/office/drawing/2016/5/13/chartex" xmlns:cx8="http://schemas.microsoft.com/office/drawing/2016/5/14/chartex" xmlns:mc="http://schemas.openxmlformats.org/markup-compatibility/2006" xmlns:aink="http://schemas.microsoft.com/office/drawing/2016/ink" xmlns:am3d="http://schemas.microsoft.com/office/drawing/2017/model3d" xmlns:o="urn:schemas-microsoft-com:office:office" xmlns:oel="http://schemas.microsoft.com/office/2019/extlst" xmlns:r="http://schemas.openxmlformats.org/officeDocument/2006/relationships" xmlns:m="http://schemas.openxmlformats.org/officeDocument/2006/math" xmlns:v="urn:schemas-microsoft-com:vml" xmlns:wp14="http://schemas.microsoft.com/office/word/2010/wordprocessingDrawing" xmlns:wp="http://schemas.openxmlformats.org/drawingml/2006/wordprocessingDrawing" xmlns:w10="urn:schemas-microsoft-com:office:word" xmlns:w="http://schemas.openxmlformats.org/wordprocessingml/2006/main" xmlns:w14="http://schemas.microsoft.com/office/word/2010/wordml" xmlns:w15="http://schemas.microsoft.com/office/word/2012/wordml" xmlns:w16cex="http://schemas.microsoft.com/office/word/2018/wordml/cex" xmlns:w16cid="http://schemas.microsoft.com/office/word/2016/wordml/cid" xmlns:w16="http://schemas.microsoft.com/office/word/2018/wordml" xmlns:w16du="http://schemas.microsoft.com/office/word/2023/wordml/word16du" xmlns:w16sdtdh="http://schemas.microsoft.com/office/word/2020/wordml/sdtdatahash" xmlns:w16sdtfl="http://schemas.microsoft.com/office/word/2024/wordml/sdtformatlock" xmlns:w16se="http://schemas.microsoft.com/office/word/2015/wordml/symex" xmlns:wpg="http://schemas.microsoft.com/office/word/2010/wordprocessingGroup" xmlns:wpi="http://schemas.microsoft.com/office/word/2010/wordprocessingInk" xmlns:wne="http://schemas.microsoft.com/office/word/2006/wordml" xmlns:wps="http://schemas.microsoft.com/office/word/2010/wordprocessingShape" mc:Ignorable="w14 w15 w16se w16cid w16 w16cex w16sdtdh w16sdtfl w16du wp14">
   <w:body>
     <w:p>
       <w:pPr>
@@ -184,13 +184,7 @@
               <w:ind w:firstLine="0"/>
             </w:pPr>
             <w:r>
-              <w:t>Переменное, зависит от общего количества записей –максимальное количество</w:t>
-            </w:r>
-            <w:r>
-              <w:t xml:space="preserve"> </w:t>
-            </w:r>
-            <w:r>
-              <w:t>страниц 10</w:t>
+              <w:t>Переменное, зависит от общего количества записей –максимальное количество страниц 10</w:t>
             </w:r>
           </w:p>
         </w:tc>
@@ -206,143 +200,7 @@
         <w:ind w:firstLine="708"/>
       </w:pPr>
       <w:r>
-        <w:t xml:space="preserve">1. Разработать базовый класс </w:t>
-      </w:r>
-      <w:proofErr w:type="spellStart"/>
-      <w:r>
-        <w:t>BaseActiveRecord</w:t>
-      </w:r>
-      <w:proofErr w:type="spellEnd"/>
-      <w:r>
-        <w:t xml:space="preserve"> для работы с базой данных, который реализует паттерн </w:t>
-      </w:r>
-      <w:proofErr w:type="spellStart"/>
-      <w:r>
-        <w:t>ActiveRecord</w:t>
-      </w:r>
-      <w:proofErr w:type="spellEnd"/>
-      <w:r>
-        <w:t xml:space="preserve"> (данный класс разместить в папке /</w:t>
-      </w:r>
-      <w:proofErr w:type="spellStart"/>
-      <w:r>
-        <w:t>my_site</w:t>
-      </w:r>
-      <w:proofErr w:type="spellEnd"/>
-      <w:r>
-        <w:t>/</w:t>
-      </w:r>
-      <w:proofErr w:type="spellStart"/>
-      <w:r>
-        <w:t>app</w:t>
-      </w:r>
-      <w:proofErr w:type="spellEnd"/>
-      <w:r>
-        <w:t>/</w:t>
-      </w:r>
-      <w:proofErr w:type="spellStart"/>
-      <w:r>
-        <w:t>core</w:t>
-      </w:r>
-      <w:proofErr w:type="spellEnd"/>
-      <w:r>
-        <w:t xml:space="preserve">). Данный класс должен реализовать следующие функции: Таблица 2.3 – Методы класса </w:t>
-      </w:r>
-      <w:proofErr w:type="spellStart"/>
-      <w:r>
-        <w:t>BaseActiveRecord</w:t>
-      </w:r>
-      <w:proofErr w:type="spellEnd"/>
-      <w:r>
-        <w:t xml:space="preserve"> Метод Возвращаемое значение Описание </w:t>
-      </w:r>
-      <w:proofErr w:type="spellStart"/>
-      <w:r>
-        <w:t>save</w:t>
-      </w:r>
-      <w:proofErr w:type="spellEnd"/>
-      <w:r>
-        <w:t xml:space="preserve">() Текущий AR (т.е. </w:t>
-      </w:r>
-      <w:proofErr w:type="spellStart"/>
-      <w:r>
-        <w:t>this</w:t>
-      </w:r>
-      <w:proofErr w:type="spellEnd"/>
-      <w:r>
-        <w:t>) Создает или обновляет соответствующую запись в БД. Создание(запрос INSERT) происходит только для новых записей. Если у записи уже есть $</w:t>
-      </w:r>
-      <w:proofErr w:type="spellStart"/>
-      <w:r>
-        <w:t>id</w:t>
-      </w:r>
-      <w:proofErr w:type="spellEnd"/>
-      <w:r>
-        <w:t xml:space="preserve">, то происходит ее изменение (выполнение SQL запроса ‘UPDATE’). </w:t>
-      </w:r>
-      <w:proofErr w:type="spellStart"/>
-      <w:r>
-        <w:t>delete</w:t>
-      </w:r>
-      <w:proofErr w:type="spellEnd"/>
-      <w:r>
-        <w:t xml:space="preserve">() </w:t>
-      </w:r>
-      <w:proofErr w:type="spellStart"/>
-      <w:r>
-        <w:t>true</w:t>
-      </w:r>
-      <w:proofErr w:type="spellEnd"/>
-      <w:r>
-        <w:t xml:space="preserve"> Удаляет запись из БД к которой привязан данный </w:t>
-      </w:r>
-      <w:proofErr w:type="spellStart"/>
-      <w:r>
-        <w:t>ActiveRecord</w:t>
-      </w:r>
-      <w:proofErr w:type="spellEnd"/>
-      <w:r>
-        <w:t xml:space="preserve"> объект. </w:t>
-      </w:r>
-      <w:proofErr w:type="spellStart"/>
-      <w:r>
-        <w:t>find</w:t>
-      </w:r>
-      <w:proofErr w:type="spellEnd"/>
-      <w:r>
-        <w:t>($</w:t>
-      </w:r>
-      <w:proofErr w:type="spellStart"/>
-      <w:r>
-        <w:t>id</w:t>
-      </w:r>
-      <w:proofErr w:type="spellEnd"/>
-      <w:r>
-        <w:t xml:space="preserve">) AR объект Ищет в таблице, привязанной к текущему AR строку с </w:t>
-      </w:r>
-      <w:proofErr w:type="spellStart"/>
-      <w:r>
-        <w:t>id</w:t>
-      </w:r>
-      <w:proofErr w:type="spellEnd"/>
-      <w:r>
-        <w:t xml:space="preserve"> = $</w:t>
-      </w:r>
-      <w:proofErr w:type="spellStart"/>
-      <w:r>
-        <w:t>id</w:t>
-      </w:r>
-      <w:proofErr w:type="spellEnd"/>
-      <w:r>
-        <w:t xml:space="preserve"> и возвращает объект текущего класса, у которого все поля заполнены значениями из соответствующих полей таблицы БД. </w:t>
-      </w:r>
-      <w:proofErr w:type="spellStart"/>
-      <w:r>
-        <w:t>findAll</w:t>
-      </w:r>
-      <w:proofErr w:type="spellEnd"/>
-      <w:r>
-        <w:t xml:space="preserve">() Массив AR </w:t>
+        <w:t xml:space="preserve">1. Разработать базовый класс BaseActiveRecord для работы с базой данных, который реализует паттерн ActiveRecord (данный класс разместить в папке /my_site/app/core). Данный класс должен реализовать следующие функции: Таблица 2.3 – Методы класса BaseActiveRecord Метод Возвращаемое значение Описание save() Текущий AR (т.е. this) Создает или обновляет соответствующую запись в БД. Создание(запрос INSERT) происходит только для новых записей. Если у записи уже есть $id, то происходит ее изменение (выполнение SQL запроса ‘UPDATE’). delete() true Удаляет запись из БД к которой привязан данный ActiveRecord объект. find($id) AR объект Ищет в таблице, привязанной к текущему AR строку с id = $id и возвращает объект текущего класса, у которого все поля заполнены значениями из соответствующих полей таблицы БД. findAll() Массив AR </w:t>
       </w:r>
       <w:r>
         <w:lastRenderedPageBreak/>
@@ -354,39 +212,7 @@
         <w:ind w:firstLine="708"/>
       </w:pPr>
       <w:r>
-        <w:t xml:space="preserve">2. Для всех моделей, которые будут использоваться при выполнении данной лабораторной работы, создать классы, наследующие </w:t>
-      </w:r>
-      <w:proofErr w:type="spellStart"/>
-      <w:r>
-        <w:t>BaseActiveRecord</w:t>
-      </w:r>
-      <w:proofErr w:type="spellEnd"/>
-      <w:r>
-        <w:t>. Для каждого из классов определить все поля и названия таблиц (данные классы необходимо разместить в папке /</w:t>
-      </w:r>
-      <w:proofErr w:type="spellStart"/>
-      <w:r>
-        <w:t>my_site</w:t>
-      </w:r>
-      <w:proofErr w:type="spellEnd"/>
-      <w:r>
-        <w:t>/</w:t>
-      </w:r>
-      <w:proofErr w:type="spellStart"/>
-      <w:r>
-        <w:t>app</w:t>
-      </w:r>
-      <w:proofErr w:type="spellEnd"/>
-      <w:r>
-        <w:t>/</w:t>
-      </w:r>
-      <w:proofErr w:type="spellStart"/>
-      <w:r>
-        <w:t>models</w:t>
-      </w:r>
-      <w:proofErr w:type="spellEnd"/>
-      <w:r>
-        <w:t xml:space="preserve">). </w:t>
+        <w:t xml:space="preserve">2. Для всех моделей, которые будут использоваться при выполнении данной лабораторной работы, создать классы, наследующие BaseActiveRecord. Для каждого из классов определить все поля и названия таблиц (данные классы необходимо разместить в папке /my_site/app/models). </w:t>
       </w:r>
     </w:p>
     <w:p>
@@ -394,45 +220,13 @@
         <w:ind w:firstLine="708"/>
       </w:pPr>
       <w:r>
-        <w:t>3. Создать новую страницу "Гостевая книга". Страница должна содержать форму ввода (Фамилия, Имя, Отчество, E –</w:t>
-      </w:r>
-      <w:proofErr w:type="spellStart"/>
-      <w:r>
-        <w:t>mail</w:t>
-      </w:r>
-      <w:proofErr w:type="spellEnd"/>
-      <w:r>
-        <w:t>, Текст отзыва), а также таблицу сообщений, оставленных пользователями. Сообщения в таблице должны располагаться в порядке убывания даты добавления сообщения. Для хранения сообщений пользователей использовать текстовый файл messages.inc, содержащий разделенные символом «;» данные: Дату сообщения, ФИО, E–</w:t>
-      </w:r>
-      <w:proofErr w:type="spellStart"/>
-      <w:r>
-        <w:t>mail</w:t>
-      </w:r>
-      <w:proofErr w:type="spellEnd"/>
-      <w:r>
-        <w:t xml:space="preserve"> и Текст отзыва (для получения</w:t>
+        <w:t>3. Создать новую страницу "Гостевая книга". Страница должна содержать форму ввода (Фамилия, Имя, Отчество, E –mail, Текст отзыва), а также таблицу сообщений, оставленных пользователями. Сообщения в таблице должны располагаться в порядке убывания даты добавления сообщения. Для хранения сообщений пользователей использовать текстовый файл messages.inc, содержащий разделенные символом «;» данные: Дату сообщения, ФИО, E–mail и Текст отзыва (для получения</w:t>
       </w:r>
       <w:r>
         <w:t xml:space="preserve"> </w:t>
       </w:r>
       <w:r>
-        <w:t xml:space="preserve">текущей даты сервера возможно использовать PHP функцию </w:t>
-      </w:r>
-      <w:proofErr w:type="spellStart"/>
-      <w:r>
-        <w:t>date</w:t>
-      </w:r>
-      <w:proofErr w:type="spellEnd"/>
-      <w:r>
-        <w:t>('</w:t>
-      </w:r>
-      <w:proofErr w:type="spellStart"/>
-      <w:r>
-        <w:t>d.m.y</w:t>
-      </w:r>
-      <w:proofErr w:type="spellEnd"/>
-      <w:r>
-        <w:t xml:space="preserve">')). </w:t>
+        <w:t xml:space="preserve">текущей даты сервера возможно использовать PHP функцию date('d.m.y')). </w:t>
       </w:r>
     </w:p>
     <w:p>
@@ -497,15 +291,7 @@
         <w:ind w:firstLine="708"/>
       </w:pPr>
       <w:r>
-        <w:t xml:space="preserve">Данные хранить в разработанной таблице базы данных MySQL. Валидацию данных осуществлять с использованием класса </w:t>
-      </w:r>
-      <w:proofErr w:type="spellStart"/>
-      <w:r>
-        <w:t>FormValidation</w:t>
-      </w:r>
-      <w:proofErr w:type="spellEnd"/>
-      <w:r>
-        <w:t xml:space="preserve">, разработанного при выполнении ЛР №8. </w:t>
+        <w:t xml:space="preserve">Данные хранить в разработанной таблице базы данных MySQL. Валидацию данных осуществлять с использованием класса FormValidation, разработанного при выполнении ЛР №8. </w:t>
       </w:r>
     </w:p>
     <w:p>
@@ -566,15 +352,7 @@
         <w:ind w:firstLine="708"/>
       </w:pPr>
       <w:r>
-        <w:t xml:space="preserve">Данные извлекать из таблицы базы данных MySQL. Формат постраничного вывода определяется из таблицы 2.2 в соответствии с вариантом задания. Вариант задания определяется как (ПЦЗК </w:t>
-      </w:r>
-      <w:proofErr w:type="spellStart"/>
-      <w:r>
-        <w:t>mod</w:t>
-      </w:r>
-      <w:proofErr w:type="spellEnd"/>
-      <w:r>
-        <w:t xml:space="preserve"> 6)+1 – (остаток от деления последней цифры зачетной книжки на 6 плюс 1). </w:t>
+        <w:t xml:space="preserve">Данные извлекать из таблицы базы данных MySQL. Формат постраничного вывода определяется из таблицы 2.2 в соответствии с вариантом задания. Вариант задания определяется как (ПЦЗК mod 6)+1 – (остаток от деления последней цифры зачетной книжки на 6 плюс 1). </w:t>
       </w:r>
     </w:p>
     <w:p>
@@ -582,48 +360,845 @@
         <w:ind w:firstLine="708"/>
       </w:pPr>
       <w:r>
-        <w:t xml:space="preserve">8. Реализовать возможность добавления записей на страницу «Мой Блог» из файла формата CSV, содержащего следующие поля: </w:t>
-      </w:r>
-      <w:proofErr w:type="spellStart"/>
-      <w:r>
-        <w:t>title</w:t>
-      </w:r>
-      <w:proofErr w:type="spellEnd"/>
-      <w:r>
-        <w:t xml:space="preserve">, </w:t>
-      </w:r>
-      <w:proofErr w:type="spellStart"/>
-      <w:r>
-        <w:t>message</w:t>
-      </w:r>
-      <w:proofErr w:type="spellEnd"/>
-      <w:r>
-        <w:t xml:space="preserve">, </w:t>
-      </w:r>
-      <w:proofErr w:type="spellStart"/>
-      <w:r>
-        <w:t>author</w:t>
-      </w:r>
-      <w:proofErr w:type="spellEnd"/>
-      <w:r>
-        <w:t xml:space="preserve">, </w:t>
-      </w:r>
-      <w:proofErr w:type="spellStart"/>
-      <w:r>
-        <w:t>created_at</w:t>
-      </w:r>
-      <w:proofErr w:type="spellEnd"/>
-      <w:r>
-        <w:t xml:space="preserve">. Например: "тема 1","сообщение 1","Vasiliy","2019-01-01 14:00". Для этого необходимо разработать страницу «Загрузка сообщений блога», содержащую форму загрузки файла формата CSV. Добавление записей из файла в БД осуществлять с использованием подготавливаемых запросов (см. п. 2.2.4). Валидацию данных осуществлять с использованием класса </w:t>
-      </w:r>
-      <w:proofErr w:type="spellStart"/>
-      <w:r>
-        <w:t>FormValidation</w:t>
-      </w:r>
-      <w:proofErr w:type="spellEnd"/>
-      <w:r>
-        <w:t>, разработанного при выполнении ЛР №8.</w:t>
-      </w:r>
+        <w:t>8. Реализовать возможность добавления записей на страницу «Мой Блог» из файла формата CSV, содержащего следующие поля: title, message, author, created_at. Например: "тема 1","сообщение 1","Vasiliy","2019-01-01 14:00". Для этого необходимо разработать страницу «Загрузка сообщений блога», содержащую форму загрузки файла формата CSV. Добавление записей из файла в БД осуществлять с использованием подготавливаемых запросов (см. п. 2.2.4). Валидацию данных осуществлять с использованием класса FormValidation, разработанного при выполнении ЛР №8.</w:t>
+      </w:r>
+    </w:p>
+    <w:p>
+      <w:pPr>
+        <w:ind w:firstLine="0"/>
+      </w:pPr>
+    </w:p>
+    <w:p>
+      <w:pPr>
+        <w:pStyle w:val="a5"/>
+      </w:pPr>
+      <w:r>
+        <w:t>3.3 Ход работы</w:t>
+      </w:r>
+    </w:p>
+    <w:p>
+      <w:pPr>
+        <w:pStyle w:val="a5"/>
+        <w:jc w:val="both"/>
+      </w:pPr>
+    </w:p>
+    <w:p>
+      <w:pPr>
+        <w:pStyle w:val="a5"/>
+        <w:jc w:val="both"/>
+        <w:rPr>
+          <w:b w:val="0"/>
+          <w:bCs/>
+          <w:lang w:val="en-US"/>
+        </w:rPr>
+      </w:pPr>
+      <w:r>
+        <w:tab/>
+      </w:r>
+      <w:r>
+        <w:rPr>
+          <w:b w:val="0"/>
+          <w:bCs/>
+        </w:rPr>
+        <w:t>1. Для упрощения работы над данной лабораторной работой, задания разбиты на 3 группы</w:t>
+      </w:r>
+      <w:r>
+        <w:rPr>
+          <w:b w:val="0"/>
+          <w:bCs/>
+        </w:rPr>
+        <w:t>:</w:t>
+      </w:r>
+    </w:p>
+    <w:p>
+      <w:pPr>
+        <w:pStyle w:val="a5"/>
+        <w:jc w:val="both"/>
+        <w:rPr>
+          <w:b w:val="0"/>
+          <w:bCs/>
+        </w:rPr>
+      </w:pPr>
+      <w:r>
+        <w:rPr>
+          <w:b w:val="0"/>
+          <w:bCs/>
+          <w:lang w:val="en-US"/>
+        </w:rPr>
+        <w:tab/>
+        <w:t>1</w:t>
+      </w:r>
+      <w:r>
+        <w:rPr>
+          <w:b w:val="0"/>
+          <w:bCs/>
+        </w:rPr>
+        <w:t xml:space="preserve">) Задания для </w:t>
+      </w:r>
+      <w:r>
+        <w:rPr>
+          <w:b w:val="0"/>
+          <w:bCs/>
+        </w:rPr>
+        <w:t>Г</w:t>
+      </w:r>
+      <w:r>
+        <w:rPr>
+          <w:b w:val="0"/>
+          <w:bCs/>
+        </w:rPr>
+        <w:t>остевой книги</w:t>
+      </w:r>
+    </w:p>
+    <w:p>
+      <w:pPr>
+        <w:pStyle w:val="a5"/>
+        <w:jc w:val="both"/>
+        <w:rPr>
+          <w:b w:val="0"/>
+          <w:bCs/>
+        </w:rPr>
+      </w:pPr>
+      <w:r>
+        <w:rPr>
+          <w:b w:val="0"/>
+          <w:bCs/>
+        </w:rPr>
+        <w:tab/>
+        <w:t>2) Задания для Блога</w:t>
+      </w:r>
+    </w:p>
+    <w:p>
+      <w:pPr>
+        <w:pStyle w:val="a5"/>
+        <w:jc w:val="both"/>
+        <w:rPr>
+          <w:b w:val="0"/>
+          <w:bCs/>
+        </w:rPr>
+      </w:pPr>
+      <w:r>
+        <w:rPr>
+          <w:b w:val="0"/>
+          <w:bCs/>
+        </w:rPr>
+        <w:tab/>
+        <w:t>3) Задание для Теста</w:t>
+      </w:r>
+    </w:p>
+    <w:p>
+      <w:pPr>
+        <w:pStyle w:val="a5"/>
+        <w:jc w:val="both"/>
+        <w:rPr>
+          <w:b w:val="0"/>
+          <w:bCs/>
+        </w:rPr>
+      </w:pPr>
+    </w:p>
+    <w:p>
+      <w:pPr>
+        <w:pStyle w:val="a5"/>
+        <w:jc w:val="both"/>
+        <w:rPr>
+          <w:b w:val="0"/>
+          <w:bCs/>
+        </w:rPr>
+      </w:pPr>
+      <w:r>
+        <w:rPr>
+          <w:b w:val="0"/>
+          <w:bCs/>
+        </w:rPr>
+        <w:tab/>
+        <w:t>2. Приступим к выполнению заданий для Гостевой книги, создадим форму (Рисунок 1) и пагинацию (Рисунок 2). Оформим</w:t>
+      </w:r>
+      <w:r>
+        <w:rPr>
+          <w:b w:val="0"/>
+          <w:bCs/>
+        </w:rPr>
+        <w:t xml:space="preserve"> загрузку гостевой книги</w:t>
+      </w:r>
+      <w:r>
+        <w:rPr>
+          <w:b w:val="0"/>
+          <w:bCs/>
+          <w:lang w:val="en-US"/>
+        </w:rPr>
+        <w:t xml:space="preserve"> (</w:t>
+      </w:r>
+      <w:r>
+        <w:rPr>
+          <w:b w:val="0"/>
+          <w:bCs/>
+        </w:rPr>
+        <w:t>Рисунок 3</w:t>
+      </w:r>
+      <w:r>
+        <w:rPr>
+          <w:b w:val="0"/>
+          <w:bCs/>
+          <w:lang w:val="en-US"/>
+        </w:rPr>
+        <w:t>)</w:t>
+      </w:r>
+      <w:r>
+        <w:rPr>
+          <w:b w:val="0"/>
+          <w:bCs/>
+        </w:rPr>
+        <w:t>.</w:t>
+      </w:r>
+    </w:p>
+    <w:p>
+      <w:pPr>
+        <w:ind w:firstLine="0"/>
+        <w:jc w:val="center"/>
+        <w:rPr>
+          <w:lang w:val="en-US"/>
+        </w:rPr>
+      </w:pPr>
+      <w:r>
+        <w:rPr>
+          <w:lang w:val="en-US"/>
+        </w:rPr>
+        <w:lastRenderedPageBreak/>
+        <w:drawing>
+          <wp:inline distT="0" distB="0" distL="0" distR="0" wp14:anchorId="067DC674" wp14:editId="1FE05F87">
+            <wp:extent cx="5940425" cy="3019425"/>
+            <wp:effectExtent l="0" t="0" r="3175" b="9525"/>
+            <wp:docPr id="351726190" name="Рисунок 1"/>
+            <wp:cNvGraphicFramePr>
+              <a:graphicFrameLocks xmlns:a="http://schemas.openxmlformats.org/drawingml/2006/main" noChangeAspect="1"/>
+            </wp:cNvGraphicFramePr>
+            <a:graphic xmlns:a="http://schemas.openxmlformats.org/drawingml/2006/main">
+              <a:graphicData uri="http://schemas.openxmlformats.org/drawingml/2006/picture">
+                <pic:pic xmlns:pic="http://schemas.openxmlformats.org/drawingml/2006/picture">
+                  <pic:nvPicPr>
+                    <pic:cNvPr id="351726190" name=""/>
+                    <pic:cNvPicPr/>
+                  </pic:nvPicPr>
+                  <pic:blipFill>
+                    <a:blip r:embed="rId4"/>
+                    <a:stretch>
+                      <a:fillRect/>
+                    </a:stretch>
+                  </pic:blipFill>
+                  <pic:spPr>
+                    <a:xfrm>
+                      <a:off x="0" y="0"/>
+                      <a:ext cx="5940425" cy="3019425"/>
+                    </a:xfrm>
+                    <a:prstGeom prst="rect">
+                      <a:avLst/>
+                    </a:prstGeom>
+                  </pic:spPr>
+                </pic:pic>
+              </a:graphicData>
+            </a:graphic>
+          </wp:inline>
+        </w:drawing>
+      </w:r>
+    </w:p>
+    <w:p>
+      <w:pPr>
+        <w:ind w:firstLine="0"/>
+        <w:jc w:val="center"/>
+      </w:pPr>
+      <w:r>
+        <w:t>Рисунок 1 – Форма для гостевой книги</w:t>
+      </w:r>
+    </w:p>
+    <w:p>
+      <w:pPr>
+        <w:ind w:firstLine="0"/>
+        <w:jc w:val="center"/>
+      </w:pPr>
+    </w:p>
+    <w:p>
+      <w:pPr>
+        <w:ind w:firstLine="0"/>
+        <w:jc w:val="center"/>
+      </w:pPr>
+      <w:r>
+        <w:rPr>
+          <w:lang w:val="en-US"/>
+        </w:rPr>
+        <w:drawing>
+          <wp:inline distT="0" distB="0" distL="0" distR="0" wp14:anchorId="2F402E14" wp14:editId="45F8BAF4">
+            <wp:extent cx="5940425" cy="3039745"/>
+            <wp:effectExtent l="0" t="0" r="3175" b="8255"/>
+            <wp:docPr id="1497456943" name="Рисунок 1"/>
+            <wp:cNvGraphicFramePr>
+              <a:graphicFrameLocks xmlns:a="http://schemas.openxmlformats.org/drawingml/2006/main" noChangeAspect="1"/>
+            </wp:cNvGraphicFramePr>
+            <a:graphic xmlns:a="http://schemas.openxmlformats.org/drawingml/2006/main">
+              <a:graphicData uri="http://schemas.openxmlformats.org/drawingml/2006/picture">
+                <pic:pic xmlns:pic="http://schemas.openxmlformats.org/drawingml/2006/picture">
+                  <pic:nvPicPr>
+                    <pic:cNvPr id="1497456943" name=""/>
+                    <pic:cNvPicPr/>
+                  </pic:nvPicPr>
+                  <pic:blipFill>
+                    <a:blip r:embed="rId5"/>
+                    <a:stretch>
+                      <a:fillRect/>
+                    </a:stretch>
+                  </pic:blipFill>
+                  <pic:spPr>
+                    <a:xfrm>
+                      <a:off x="0" y="0"/>
+                      <a:ext cx="5940425" cy="3039745"/>
+                    </a:xfrm>
+                    <a:prstGeom prst="rect">
+                      <a:avLst/>
+                    </a:prstGeom>
+                  </pic:spPr>
+                </pic:pic>
+              </a:graphicData>
+            </a:graphic>
+          </wp:inline>
+        </w:drawing>
+      </w:r>
+    </w:p>
+    <w:p>
+      <w:pPr>
+        <w:ind w:firstLine="0"/>
+        <w:jc w:val="center"/>
+        <w:rPr>
+          <w:lang w:val="en-US"/>
+        </w:rPr>
+      </w:pPr>
+      <w:r>
+        <w:t>Рисунок 2 – Кнопки для реализации пагинации</w:t>
+      </w:r>
+      <w:r>
+        <w:t xml:space="preserve"> (Гостевая книга)</w:t>
+      </w:r>
+    </w:p>
+    <w:p>
+      <w:pPr>
+        <w:ind w:firstLine="0"/>
+        <w:jc w:val="center"/>
+        <w:rPr>
+          <w:lang w:val="en-US"/>
+        </w:rPr>
+      </w:pPr>
+      <w:r>
+        <w:rPr>
+          <w:lang w:val="en-US"/>
+        </w:rPr>
+        <w:lastRenderedPageBreak/>
+        <w:drawing>
+          <wp:inline distT="0" distB="0" distL="0" distR="0" wp14:anchorId="0C65EA85" wp14:editId="1807C8A0">
+            <wp:extent cx="5940425" cy="2363470"/>
+            <wp:effectExtent l="0" t="0" r="3175" b="0"/>
+            <wp:docPr id="193970511" name="Рисунок 1"/>
+            <wp:cNvGraphicFramePr>
+              <a:graphicFrameLocks xmlns:a="http://schemas.openxmlformats.org/drawingml/2006/main" noChangeAspect="1"/>
+            </wp:cNvGraphicFramePr>
+            <a:graphic xmlns:a="http://schemas.openxmlformats.org/drawingml/2006/main">
+              <a:graphicData uri="http://schemas.openxmlformats.org/drawingml/2006/picture">
+                <pic:pic xmlns:pic="http://schemas.openxmlformats.org/drawingml/2006/picture">
+                  <pic:nvPicPr>
+                    <pic:cNvPr id="193970511" name=""/>
+                    <pic:cNvPicPr/>
+                  </pic:nvPicPr>
+                  <pic:blipFill>
+                    <a:blip r:embed="rId6"/>
+                    <a:stretch>
+                      <a:fillRect/>
+                    </a:stretch>
+                  </pic:blipFill>
+                  <pic:spPr>
+                    <a:xfrm>
+                      <a:off x="0" y="0"/>
+                      <a:ext cx="5940425" cy="2363470"/>
+                    </a:xfrm>
+                    <a:prstGeom prst="rect">
+                      <a:avLst/>
+                    </a:prstGeom>
+                  </pic:spPr>
+                </pic:pic>
+              </a:graphicData>
+            </a:graphic>
+          </wp:inline>
+        </w:drawing>
+      </w:r>
+    </w:p>
+    <w:p>
+      <w:pPr>
+        <w:ind w:firstLine="0"/>
+        <w:jc w:val="center"/>
+      </w:pPr>
+      <w:r>
+        <w:t>Рисунок 3 – Загрузка гостевой книги</w:t>
+      </w:r>
+    </w:p>
+    <w:p>
+      <w:pPr>
+        <w:ind w:firstLine="0"/>
+      </w:pPr>
+    </w:p>
+    <w:p>
+      <w:pPr>
+        <w:ind w:firstLine="0"/>
+      </w:pPr>
+      <w:r>
+        <w:tab/>
+        <w:t>3. Выполним задания для блога. Сам блог и его пагинация представлены на Рисунке 4 и Рисунке 5. Составим функции добавления записей (Рисунок 6) и импорта (Рисунок 7)</w:t>
+      </w:r>
+      <w:r>
+        <w:t>.</w:t>
+      </w:r>
+    </w:p>
+    <w:p>
+      <w:pPr>
+        <w:ind w:firstLine="0"/>
+      </w:pPr>
+    </w:p>
+    <w:p>
+      <w:pPr>
+        <w:ind w:firstLine="0"/>
+        <w:jc w:val="center"/>
+      </w:pPr>
+      <w:r>
+        <w:drawing>
+          <wp:inline distT="0" distB="0" distL="0" distR="0" wp14:anchorId="749329C5" wp14:editId="046818F3">
+            <wp:extent cx="5940425" cy="3028950"/>
+            <wp:effectExtent l="0" t="0" r="3175" b="0"/>
+            <wp:docPr id="1529330502" name="Рисунок 1"/>
+            <wp:cNvGraphicFramePr>
+              <a:graphicFrameLocks xmlns:a="http://schemas.openxmlformats.org/drawingml/2006/main" noChangeAspect="1"/>
+            </wp:cNvGraphicFramePr>
+            <a:graphic xmlns:a="http://schemas.openxmlformats.org/drawingml/2006/main">
+              <a:graphicData uri="http://schemas.openxmlformats.org/drawingml/2006/picture">
+                <pic:pic xmlns:pic="http://schemas.openxmlformats.org/drawingml/2006/picture">
+                  <pic:nvPicPr>
+                    <pic:cNvPr id="1529330502" name=""/>
+                    <pic:cNvPicPr/>
+                  </pic:nvPicPr>
+                  <pic:blipFill>
+                    <a:blip r:embed="rId7"/>
+                    <a:stretch>
+                      <a:fillRect/>
+                    </a:stretch>
+                  </pic:blipFill>
+                  <pic:spPr>
+                    <a:xfrm>
+                      <a:off x="0" y="0"/>
+                      <a:ext cx="5940425" cy="3028950"/>
+                    </a:xfrm>
+                    <a:prstGeom prst="rect">
+                      <a:avLst/>
+                    </a:prstGeom>
+                  </pic:spPr>
+                </pic:pic>
+              </a:graphicData>
+            </a:graphic>
+          </wp:inline>
+        </w:drawing>
+      </w:r>
+    </w:p>
+    <w:p>
+      <w:pPr>
+        <w:ind w:firstLine="0"/>
+        <w:jc w:val="center"/>
+      </w:pPr>
+      <w:r>
+        <w:t xml:space="preserve">Рисунок </w:t>
+      </w:r>
+      <w:r>
+        <w:t>4</w:t>
+      </w:r>
+      <w:r>
+        <w:t xml:space="preserve"> </w:t>
+      </w:r>
+      <w:r>
+        <w:t>–</w:t>
+      </w:r>
+      <w:r>
+        <w:t xml:space="preserve"> </w:t>
+      </w:r>
+      <w:r>
+        <w:t>Представление блога</w:t>
+      </w:r>
+    </w:p>
+    <w:p>
+      <w:pPr>
+        <w:ind w:firstLine="0"/>
+        <w:jc w:val="center"/>
+      </w:pPr>
+    </w:p>
+    <w:p>
+      <w:pPr>
+        <w:ind w:firstLine="0"/>
+        <w:jc w:val="center"/>
+      </w:pPr>
+      <w:r>
+        <w:lastRenderedPageBreak/>
+        <w:drawing>
+          <wp:inline distT="0" distB="0" distL="0" distR="0" wp14:anchorId="097B87F8" wp14:editId="71D1C285">
+            <wp:extent cx="5940425" cy="3176905"/>
+            <wp:effectExtent l="0" t="0" r="3175" b="4445"/>
+            <wp:docPr id="1939407166" name="Рисунок 1"/>
+            <wp:cNvGraphicFramePr>
+              <a:graphicFrameLocks xmlns:a="http://schemas.openxmlformats.org/drawingml/2006/main" noChangeAspect="1"/>
+            </wp:cNvGraphicFramePr>
+            <a:graphic xmlns:a="http://schemas.openxmlformats.org/drawingml/2006/main">
+              <a:graphicData uri="http://schemas.openxmlformats.org/drawingml/2006/picture">
+                <pic:pic xmlns:pic="http://schemas.openxmlformats.org/drawingml/2006/picture">
+                  <pic:nvPicPr>
+                    <pic:cNvPr id="1939407166" name=""/>
+                    <pic:cNvPicPr/>
+                  </pic:nvPicPr>
+                  <pic:blipFill>
+                    <a:blip r:embed="rId8"/>
+                    <a:stretch>
+                      <a:fillRect/>
+                    </a:stretch>
+                  </pic:blipFill>
+                  <pic:spPr>
+                    <a:xfrm>
+                      <a:off x="0" y="0"/>
+                      <a:ext cx="5940425" cy="3176905"/>
+                    </a:xfrm>
+                    <a:prstGeom prst="rect">
+                      <a:avLst/>
+                    </a:prstGeom>
+                  </pic:spPr>
+                </pic:pic>
+              </a:graphicData>
+            </a:graphic>
+          </wp:inline>
+        </w:drawing>
+      </w:r>
+    </w:p>
+    <w:p>
+      <w:pPr>
+        <w:ind w:firstLine="0"/>
+        <w:jc w:val="center"/>
+      </w:pPr>
+      <w:r>
+        <w:t xml:space="preserve">Рисунок </w:t>
+      </w:r>
+      <w:r>
+        <w:t>5</w:t>
+      </w:r>
+      <w:r>
+        <w:t xml:space="preserve"> – Кнопки для пагинации (Блог)</w:t>
+      </w:r>
+    </w:p>
+    <w:p>
+      <w:pPr>
+        <w:ind w:firstLine="0"/>
+        <w:jc w:val="center"/>
+      </w:pPr>
+    </w:p>
+    <w:p>
+      <w:pPr>
+        <w:ind w:firstLine="0"/>
+        <w:jc w:val="center"/>
+      </w:pPr>
+      <w:r>
+        <w:drawing>
+          <wp:inline distT="0" distB="0" distL="0" distR="0" wp14:anchorId="0C06C479" wp14:editId="04E683E1">
+            <wp:extent cx="5940425" cy="3043555"/>
+            <wp:effectExtent l="0" t="0" r="3175" b="4445"/>
+            <wp:docPr id="875598206" name="Рисунок 1"/>
+            <wp:cNvGraphicFramePr>
+              <a:graphicFrameLocks xmlns:a="http://schemas.openxmlformats.org/drawingml/2006/main" noChangeAspect="1"/>
+            </wp:cNvGraphicFramePr>
+            <a:graphic xmlns:a="http://schemas.openxmlformats.org/drawingml/2006/main">
+              <a:graphicData uri="http://schemas.openxmlformats.org/drawingml/2006/picture">
+                <pic:pic xmlns:pic="http://schemas.openxmlformats.org/drawingml/2006/picture">
+                  <pic:nvPicPr>
+                    <pic:cNvPr id="875598206" name=""/>
+                    <pic:cNvPicPr/>
+                  </pic:nvPicPr>
+                  <pic:blipFill>
+                    <a:blip r:embed="rId9"/>
+                    <a:stretch>
+                      <a:fillRect/>
+                    </a:stretch>
+                  </pic:blipFill>
+                  <pic:spPr>
+                    <a:xfrm>
+                      <a:off x="0" y="0"/>
+                      <a:ext cx="5940425" cy="3043555"/>
+                    </a:xfrm>
+                    <a:prstGeom prst="rect">
+                      <a:avLst/>
+                    </a:prstGeom>
+                  </pic:spPr>
+                </pic:pic>
+              </a:graphicData>
+            </a:graphic>
+          </wp:inline>
+        </w:drawing>
+      </w:r>
+    </w:p>
+    <w:p>
+      <w:pPr>
+        <w:ind w:firstLine="0"/>
+        <w:jc w:val="center"/>
+      </w:pPr>
+      <w:r>
+        <w:t xml:space="preserve">Рисунок </w:t>
+      </w:r>
+      <w:r>
+        <w:t>6</w:t>
+      </w:r>
+      <w:r>
+        <w:t xml:space="preserve"> – Форма для отправления записей блога</w:t>
+      </w:r>
+    </w:p>
+    <w:p>
+      <w:pPr>
+        <w:ind w:firstLine="0"/>
+        <w:jc w:val="center"/>
+      </w:pPr>
+    </w:p>
+    <w:p>
+      <w:pPr>
+        <w:ind w:firstLine="0"/>
+        <w:jc w:val="center"/>
+      </w:pPr>
+      <w:r>
+        <w:lastRenderedPageBreak/>
+        <w:drawing>
+          <wp:inline distT="0" distB="0" distL="0" distR="0" wp14:anchorId="2D686CBB" wp14:editId="5D2317D1">
+            <wp:extent cx="5433237" cy="2773245"/>
+            <wp:effectExtent l="0" t="0" r="0" b="8255"/>
+            <wp:docPr id="1415677958" name="Рисунок 1"/>
+            <wp:cNvGraphicFramePr>
+              <a:graphicFrameLocks xmlns:a="http://schemas.openxmlformats.org/drawingml/2006/main" noChangeAspect="1"/>
+            </wp:cNvGraphicFramePr>
+            <a:graphic xmlns:a="http://schemas.openxmlformats.org/drawingml/2006/main">
+              <a:graphicData uri="http://schemas.openxmlformats.org/drawingml/2006/picture">
+                <pic:pic xmlns:pic="http://schemas.openxmlformats.org/drawingml/2006/picture">
+                  <pic:nvPicPr>
+                    <pic:cNvPr id="1415677958" name=""/>
+                    <pic:cNvPicPr/>
+                  </pic:nvPicPr>
+                  <pic:blipFill>
+                    <a:blip r:embed="rId10"/>
+                    <a:stretch>
+                      <a:fillRect/>
+                    </a:stretch>
+                  </pic:blipFill>
+                  <pic:spPr>
+                    <a:xfrm>
+                      <a:off x="0" y="0"/>
+                      <a:ext cx="5436666" cy="2774995"/>
+                    </a:xfrm>
+                    <a:prstGeom prst="rect">
+                      <a:avLst/>
+                    </a:prstGeom>
+                  </pic:spPr>
+                </pic:pic>
+              </a:graphicData>
+            </a:graphic>
+          </wp:inline>
+        </w:drawing>
+      </w:r>
+    </w:p>
+    <w:p>
+      <w:pPr>
+        <w:ind w:firstLine="0"/>
+        <w:jc w:val="center"/>
+      </w:pPr>
+      <w:r>
+        <w:t xml:space="preserve">Рисунок </w:t>
+      </w:r>
+      <w:r>
+        <w:t>7</w:t>
+      </w:r>
+      <w:r>
+        <w:t xml:space="preserve"> – Форма для отправки </w:t>
+      </w:r>
+      <w:r>
+        <w:rPr>
+          <w:lang w:val="en-US"/>
+        </w:rPr>
+        <w:t>CSV</w:t>
+      </w:r>
+      <w:r>
+        <w:t xml:space="preserve"> </w:t>
+      </w:r>
+      <w:r>
+        <w:t>файла содержащего поля блога</w:t>
+      </w:r>
+    </w:p>
+    <w:p>
+      <w:pPr>
+        <w:ind w:firstLine="0"/>
+      </w:pPr>
+    </w:p>
+    <w:p>
+      <w:pPr>
+        <w:ind w:firstLine="0"/>
+      </w:pPr>
+      <w:r>
+        <w:tab/>
+        <w:t>4. Перейдём к последней задаче – оценке теста, составляем таблицы и прописываем миграции.</w:t>
+      </w:r>
+      <w:r>
+        <w:t xml:space="preserve"> Для работы тестов требуется 3 таблицы, с таблицей для тестов и их заданий где ИД будет Первичным ключом, с таблицей, хранящей правильные ответы, где ИД снова будет Первичным ключом и с таблицей ответов учеников, куда прилетает все данные с формы и оценка, правильно или нет.</w:t>
+      </w:r>
+    </w:p>
+    <w:p>
+      <w:pPr>
+        <w:ind w:firstLine="0"/>
+      </w:pPr>
+    </w:p>
+    <w:p>
+      <w:pPr>
+        <w:ind w:firstLine="0"/>
+        <w:jc w:val="center"/>
+        <w:rPr>
+          <w:lang w:val="en-US"/>
+        </w:rPr>
+      </w:pPr>
+      <w:r>
+        <w:rPr>
+          <w:lang w:val="en-US"/>
+        </w:rPr>
+        <w:drawing>
+          <wp:inline distT="0" distB="0" distL="0" distR="0" wp14:anchorId="582FC0ED" wp14:editId="58554C98">
+            <wp:extent cx="5528930" cy="3603999"/>
+            <wp:effectExtent l="0" t="0" r="0" b="0"/>
+            <wp:docPr id="963186108" name="Рисунок 1"/>
+            <wp:cNvGraphicFramePr>
+              <a:graphicFrameLocks xmlns:a="http://schemas.openxmlformats.org/drawingml/2006/main" noChangeAspect="1"/>
+            </wp:cNvGraphicFramePr>
+            <a:graphic xmlns:a="http://schemas.openxmlformats.org/drawingml/2006/main">
+              <a:graphicData uri="http://schemas.openxmlformats.org/drawingml/2006/picture">
+                <pic:pic xmlns:pic="http://schemas.openxmlformats.org/drawingml/2006/picture">
+                  <pic:nvPicPr>
+                    <pic:cNvPr id="963186108" name=""/>
+                    <pic:cNvPicPr/>
+                  </pic:nvPicPr>
+                  <pic:blipFill>
+                    <a:blip r:embed="rId11"/>
+                    <a:stretch>
+                      <a:fillRect/>
+                    </a:stretch>
+                  </pic:blipFill>
+                  <pic:spPr>
+                    <a:xfrm>
+                      <a:off x="0" y="0"/>
+                      <a:ext cx="5535022" cy="3607970"/>
+                    </a:xfrm>
+                    <a:prstGeom prst="rect">
+                      <a:avLst/>
+                    </a:prstGeom>
+                  </pic:spPr>
+                </pic:pic>
+              </a:graphicData>
+            </a:graphic>
+          </wp:inline>
+        </w:drawing>
+      </w:r>
+    </w:p>
+    <w:p>
+      <w:pPr>
+        <w:ind w:firstLine="0"/>
+        <w:jc w:val="center"/>
+      </w:pPr>
+      <w:r>
+        <w:t xml:space="preserve">Рисунок 8 – Таблицы в базе данных </w:t>
+      </w:r>
+      <w:r>
+        <w:rPr>
+          <w:lang w:val="en-US"/>
+        </w:rPr>
+        <w:t>PostgreSQL</w:t>
+      </w:r>
+    </w:p>
+    <w:p>
+      <w:pPr>
+        <w:ind w:firstLine="0"/>
+        <w:jc w:val="center"/>
+      </w:pPr>
+    </w:p>
+    <w:p>
+      <w:pPr>
+        <w:ind w:firstLine="0"/>
+        <w:rPr>
+          <w:lang w:val="en-US"/>
+        </w:rPr>
+      </w:pPr>
+      <w:r>
+        <w:lastRenderedPageBreak/>
+        <w:tab/>
+        <w:t>Вывод</w:t>
+      </w:r>
+      <w:r>
+        <w:rPr>
+          <w:lang w:val="en-US"/>
+        </w:rPr>
+        <w:t>:</w:t>
+      </w:r>
+    </w:p>
+    <w:p>
+      <w:r>
+        <w:t>В ходе данной лабораторной работы были и</w:t>
+      </w:r>
+      <w:r>
+        <w:t>сследов</w:t>
+      </w:r>
+      <w:r>
+        <w:t>аны</w:t>
+      </w:r>
+      <w:r>
+        <w:t xml:space="preserve"> возможности хранения данных на стороне сервера, изуч</w:t>
+      </w:r>
+      <w:r>
+        <w:t>ена</w:t>
+      </w:r>
+      <w:r>
+        <w:t xml:space="preserve"> работ</w:t>
+      </w:r>
+      <w:r>
+        <w:t>а</w:t>
+      </w:r>
+      <w:r>
+        <w:t xml:space="preserve"> c файлами и СУБД </w:t>
+      </w:r>
+      <w:r>
+        <w:rPr>
+          <w:lang w:val="en-US"/>
+        </w:rPr>
+        <w:t>PostgreSQL</w:t>
+      </w:r>
+      <w:r>
+        <w:t xml:space="preserve"> </w:t>
+      </w:r>
+      <w:r>
+        <w:t>из PHP, приобрет</w:t>
+      </w:r>
+      <w:r>
+        <w:t>ены</w:t>
+      </w:r>
+      <w:r>
+        <w:t xml:space="preserve"> практические навыки организации хранения данных на стороне сервера в файлах, в базах данных </w:t>
+      </w:r>
+      <w:r>
+        <w:rPr>
+          <w:lang w:val="en-US"/>
+        </w:rPr>
+        <w:t>PostgreSQL</w:t>
+      </w:r>
+      <w:r>
+        <w:t>, а также постраничного вывода данных.</w:t>
+      </w:r>
+    </w:p>
+    <w:p>
+      <w:pPr>
+        <w:ind w:firstLine="0"/>
+      </w:pPr>
     </w:p>
     <w:sectPr>
       <w:pgSz w:w="11906" w:h="16838"/>
@@ -636,7 +1211,7 @@
 </file>
 
 <file path=word/styles.xml><?xml version="1.0" encoding="utf-8"?>
-<w:styles xmlns:mc="http://schemas.openxmlformats.org/markup-compatibility/2006" xmlns:r="http://schemas.openxmlformats.org/officeDocument/2006/relationships" xmlns:w="http://schemas.openxmlformats.org/wordprocessingml/2006/main" xmlns:w14="http://schemas.microsoft.com/office/word/2010/wordml" xmlns:w15="http://schemas.microsoft.com/office/word/2012/wordml" xmlns:w16cex="http://schemas.microsoft.com/office/word/2018/wordml/cex" xmlns:w16cid="http://schemas.microsoft.com/office/word/2016/wordml/cid" xmlns:w16="http://schemas.microsoft.com/office/word/2018/wordml" xmlns:w16sdtdh="http://schemas.microsoft.com/office/word/2020/wordml/sdtdatahash" xmlns:w16se="http://schemas.microsoft.com/office/word/2015/wordml/symex" mc:Ignorable="w14 w15 w16se w16cid w16 w16cex w16sdtdh">
+<w:styles xmlns:mc="http://schemas.openxmlformats.org/markup-compatibility/2006" xmlns:r="http://schemas.openxmlformats.org/officeDocument/2006/relationships" xmlns:w="http://schemas.openxmlformats.org/wordprocessingml/2006/main" xmlns:w14="http://schemas.microsoft.com/office/word/2010/wordml" xmlns:w15="http://schemas.microsoft.com/office/word/2012/wordml" xmlns:w16cex="http://schemas.microsoft.com/office/word/2018/wordml/cex" xmlns:w16cid="http://schemas.microsoft.com/office/word/2016/wordml/cid" xmlns:w16="http://schemas.microsoft.com/office/word/2018/wordml" xmlns:w16du="http://schemas.microsoft.com/office/word/2023/wordml/word16du" xmlns:w16sdtdh="http://schemas.microsoft.com/office/word/2020/wordml/sdtdatahash" xmlns:w16sdtfl="http://schemas.microsoft.com/office/word/2024/wordml/sdtformatlock" xmlns:w16se="http://schemas.microsoft.com/office/word/2015/wordml/symex" mc:Ignorable="w14 w15 w16se w16cid w16 w16cex w16sdtdh w16sdtfl w16du">
   <w:docDefaults>
     <w:rPrDefault>
       <w:rPr>
